--- a/Docs/power_measurements/POWER MEASUREMENT.docx
+++ b/Docs/power_measurements/POWER MEASUREMENT.docx
@@ -1486,12 +1486,13 @@
     </w:p>
     <w:p>
       <w:pPr>
-        <w:rPr>
-          <w:rFonts w:ascii="Calibri" w:hAnsi="Calibri" w:cs="Calibri"/>
-          <w:b/>
-          <w:bCs/>
-          <w:sz w:val="32"/>
-          <w:szCs w:val="32"/>
+        <w:spacing w:before="240" w:after="240" w:line="360" w:lineRule="auto"/>
+        <w:jc w:val="both"/>
+        <w:rPr>
+          <w:rFonts w:asciiTheme="minorHAnsi" w:eastAsiaTheme="minorEastAsia" w:hAnsiTheme="minorHAnsi" w:cstheme="minorBidi"/>
+          <w:sz w:val="24"/>
+          <w:szCs w:val="24"/>
+          <w:lang w:val="en-IN"/>
         </w:rPr>
       </w:pPr>
     </w:p>
@@ -1515,7 +1516,7 @@
             <w:szCs w:val="24"/>
             <w:lang w:val="en-IN"/>
           </w:rPr>
-          <w:t xml:space="preserve">Ultra Low Power Wearable Dissertation Project - </w:t>
+          <w:t xml:space="preserve">Ultra-Low-Power-Wearable Project -- </w:t>
         </w:r>
         <w:proofErr w:type="spellStart"/>
         <w:r>
@@ -1529,7 +1530,29 @@
           <w:t>Multimeter</w:t>
         </w:r>
         <w:proofErr w:type="spellEnd"/>
+        <w:r>
+          <w:rPr>
+            <w:rStyle w:val="Hyperlink"/>
+            <w:rFonts w:asciiTheme="minorHAnsi" w:eastAsiaTheme="minorEastAsia" w:hAnsiTheme="minorHAnsi" w:cstheme="minorBidi"/>
+            <w:sz w:val="24"/>
+            <w:szCs w:val="24"/>
+            <w:lang w:val="en-IN"/>
+          </w:rPr>
+          <w:t xml:space="preserve"> Measurements</w:t>
+        </w:r>
       </w:hyperlink>
+    </w:p>
+    <w:p>
+      <w:pPr>
+        <w:spacing w:before="240" w:after="240" w:line="360" w:lineRule="auto"/>
+        <w:jc w:val="both"/>
+        <w:rPr>
+          <w:rFonts w:asciiTheme="minorHAnsi" w:eastAsiaTheme="minorEastAsia" w:hAnsiTheme="minorHAnsi" w:cstheme="minorBidi"/>
+          <w:sz w:val="24"/>
+          <w:szCs w:val="24"/>
+          <w:lang w:val="en-IN"/>
+        </w:rPr>
+      </w:pPr>
     </w:p>
     <w:sectPr>
       <w:pgSz w:w="11906" w:h="16838"/>
